--- a/CMA_B1_Ch17_Handouts.docx
+++ b/CMA_B1_Ch17_Handouts.docx
@@ -14,7 +14,7 @@
           <w:sz w:val="40"/>
           <w:szCs w:val="40"/>
         </w:rPr>
-        <w:t xml:space="preserve">Handout 17.1 · Section 17.5</w:t>
+        <w:t xml:space="preserve">Handout 17.1 · U.S. GAAP and IFRS: long-lived assets</w:t>
       </w:r>
     </w:p>
     <w:p>
@@ -6341,7 +6341,7 @@
           <w:sz w:val="40"/>
           <w:szCs w:val="40"/>
         </w:rPr>
-        <w:t xml:space="preserve">Handout 17.2 · The practice set</w:t>
+        <w:t xml:space="preserve">Handout 17.2 · U.S. GAAP and IFRS: exam practice</w:t>
       </w:r>
     </w:p>
     <w:p>
@@ -12739,7 +12739,7 @@
               <w:sz w:val="16"/>
               <w:szCs w:val="16"/>
             </w:rPr>
-            <w:t xml:space="preserve">Handout 17.1 · Section 17.5</w:t>
+            <w:t xml:space="preserve">Handout 17.1 · U.S. GAAP and IFRS: long-lived assets</w:t>
           </w:r>
         </w:p>
       </w:tc>
@@ -12830,7 +12830,7 @@
               <w:sz w:val="16"/>
               <w:szCs w:val="16"/>
             </w:rPr>
-            <w:t xml:space="preserve">Handout 17.2 · The practice set</w:t>
+            <w:t xml:space="preserve">Handout 17.2 · U.S. GAAP and IFRS: exam practice</w:t>
           </w:r>
         </w:p>
       </w:tc>
